--- a/doc/詩/唐朝/劉禹錫/劉禹錫-竹枝詞.docx
+++ b/doc/詩/唐朝/劉禹錫/劉禹錫-竹枝詞.docx
@@ -1,6 +1,6 @@
 
 <file path=word/document.xml><?xml version="1.0" encoding="utf-8"?>
-<w:document xmlns:wpc="http://schemas.microsoft.com/office/word/2010/wordprocessingCanvas" xmlns:cx="http://schemas.microsoft.com/office/drawing/2014/chartex" xmlns:cx1="http://schemas.microsoft.com/office/drawing/2015/9/8/chartex" xmlns:cx2="http://schemas.microsoft.com/office/drawing/2015/10/21/chartex" xmlns:cx3="http://schemas.microsoft.com/office/drawing/2016/5/9/chartex" xmlns:cx4="http://schemas.microsoft.com/office/drawing/2016/5/10/chartex" xmlns:cx5="http://schemas.microsoft.com/office/drawing/2016/5/11/chartex" xmlns:cx6="http://schemas.microsoft.com/office/drawing/2016/5/12/chartex" xmlns:cx7="http://schemas.microsoft.com/office/drawing/2016/5/13/chartex" xmlns:cx8="http://schemas.microsoft.com/office/drawing/2016/5/14/chartex" xmlns:mc="http://schemas.openxmlformats.org/markup-compatibility/2006" xmlns:aink="http://schemas.microsoft.com/office/drawing/2016/ink" xmlns:am3d="http://schemas.microsoft.com/office/drawing/2017/model3d" xmlns:o="urn:schemas-microsoft-com:office:office" xmlns:oel="http://schemas.microsoft.com/office/2019/extlst" xmlns:r="http://schemas.openxmlformats.org/officeDocument/2006/relationships" xmlns:m="http://schemas.openxmlformats.org/officeDocument/2006/math" xmlns:v="urn:schemas-microsoft-com:vml" xmlns:wp14="http://schemas.microsoft.com/office/word/2010/wordprocessingDrawing" xmlns:wp="http://schemas.openxmlformats.org/drawingml/2006/wordprocessingDrawing" xmlns:w10="urn:schemas-microsoft-com:office:word" xmlns:w="http://schemas.openxmlformats.org/wordprocessingml/2006/main" xmlns:w14="http://schemas.microsoft.com/office/word/2010/wordml" xmlns:w15="http://schemas.microsoft.com/office/word/2012/wordml" xmlns:w16cex="http://schemas.microsoft.com/office/word/2018/wordml/cex" xmlns:w16cid="http://schemas.microsoft.com/office/word/2016/wordml/cid" xmlns:w16="http://schemas.microsoft.com/office/word/2018/wordml" xmlns:w16du="http://schemas.microsoft.com/office/word/2023/wordml/word16du" xmlns:w16sdtdh="http://schemas.microsoft.com/office/word/2020/wordml/sdtdatahash" xmlns:w16se="http://schemas.microsoft.com/office/word/2015/wordml/symex" xmlns:wpg="http://schemas.microsoft.com/office/word/2010/wordprocessingGroup" xmlns:wpi="http://schemas.microsoft.com/office/word/2010/wordprocessingInk" xmlns:wne="http://schemas.microsoft.com/office/word/2006/wordml" xmlns:wps="http://schemas.microsoft.com/office/word/2010/wordprocessingShape" mc:Ignorable="w14 w15 w16se w16cid w16 w16cex w16sdtdh w16du wp14">
+<w:document xmlns:wpc="http://schemas.microsoft.com/office/word/2010/wordprocessingCanvas" xmlns:cx="http://schemas.microsoft.com/office/drawing/2014/chartex" xmlns:cx1="http://schemas.microsoft.com/office/drawing/2015/9/8/chartex" xmlns:cx2="http://schemas.microsoft.com/office/drawing/2015/10/21/chartex" xmlns:cx3="http://schemas.microsoft.com/office/drawing/2016/5/9/chartex" xmlns:cx4="http://schemas.microsoft.com/office/drawing/2016/5/10/chartex" xmlns:cx5="http://schemas.microsoft.com/office/drawing/2016/5/11/chartex" xmlns:cx6="http://schemas.microsoft.com/office/drawing/2016/5/12/chartex" xmlns:cx7="http://schemas.microsoft.com/office/drawing/2016/5/13/chartex" xmlns:cx8="http://schemas.microsoft.com/office/drawing/2016/5/14/chartex" xmlns:mc="http://schemas.openxmlformats.org/markup-compatibility/2006" xmlns:aink="http://schemas.microsoft.com/office/drawing/2016/ink" xmlns:am3d="http://schemas.microsoft.com/office/drawing/2017/model3d" xmlns:o="urn:schemas-microsoft-com:office:office" xmlns:r="http://schemas.openxmlformats.org/officeDocument/2006/relationships" xmlns:m="http://schemas.openxmlformats.org/officeDocument/2006/math" xmlns:v="urn:schemas-microsoft-com:vml" xmlns:wp14="http://schemas.microsoft.com/office/word/2010/wordprocessingDrawing" xmlns:wp="http://schemas.openxmlformats.org/drawingml/2006/wordprocessingDrawing" xmlns:w10="urn:schemas-microsoft-com:office:word" xmlns:w="http://schemas.openxmlformats.org/wordprocessingml/2006/main" xmlns:w14="http://schemas.microsoft.com/office/word/2010/wordml" xmlns:w15="http://schemas.microsoft.com/office/word/2012/wordml" xmlns:w16cex="http://schemas.microsoft.com/office/word/2018/wordml/cex" xmlns:w16cid="http://schemas.microsoft.com/office/word/2016/wordml/cid" xmlns:w16="http://schemas.microsoft.com/office/word/2018/wordml" xmlns:w16sdtdh="http://schemas.microsoft.com/office/word/2020/wordml/sdtdatahash" xmlns:w16se="http://schemas.microsoft.com/office/word/2015/wordml/symex" xmlns:wpg="http://schemas.microsoft.com/office/word/2010/wordprocessingGroup" xmlns:wpi="http://schemas.microsoft.com/office/word/2010/wordprocessingInk" xmlns:wne="http://schemas.microsoft.com/office/word/2006/wordml" xmlns:wps="http://schemas.microsoft.com/office/word/2010/wordprocessingShape" mc:Ignorable="w14 w15 w16se w16cid w16 w16cex w16sdtdh wp14">
   <w:body>
     <w:p>
       <w:pPr>
@@ -368,7 +368,7 @@
           <w:color w:val="0F0F0F"/>
           <w:szCs w:val="28"/>
         </w:rPr>
-        <w:t>的風情，流傳甚廣。後代詩人多以《竹枝詞》為題寫愛情和鄉土風俗。其形式為七言絕句。</w:t>
+        <w:t>的風情，流傳甚廣。後代詩人多以《竹枝詞》為題寫愛情和鄉土風俗。</w:t>
       </w:r>
     </w:p>
     <w:p>
@@ -510,15 +510,34 @@
           <w:szCs w:val="28"/>
           <w:u w:val="single"/>
         </w:rPr>
-        <w:t>劉禹錫</w:t>
-      </w:r>
+        <w:t>劉</w:t>
+      </w:r>
+      <w:proofErr w:type="gramStart"/>
       <w:r>
         <w:rPr>
           <w:rFonts w:hint="eastAsia"/>
           <w:color w:val="0F0F0F"/>
           <w:szCs w:val="28"/>
-        </w:rPr>
-        <w:t>被貶謫到</w:t>
+          <w:u w:val="single"/>
+        </w:rPr>
+        <w:t>禹錫</w:t>
+      </w:r>
+      <w:r>
+        <w:rPr>
+          <w:rFonts w:hint="eastAsia"/>
+          <w:color w:val="0F0F0F"/>
+          <w:szCs w:val="28"/>
+        </w:rPr>
+        <w:t>被貶謫</w:t>
+      </w:r>
+      <w:proofErr w:type="gramEnd"/>
+      <w:r>
+        <w:rPr>
+          <w:rFonts w:hint="eastAsia"/>
+          <w:color w:val="0F0F0F"/>
+          <w:szCs w:val="28"/>
+        </w:rPr>
+        <w:t>到</w:t>
       </w:r>
       <w:r>
         <w:rPr>
@@ -1617,14 +1636,7 @@
           <w:rFonts w:hint="eastAsia"/>
           <w:szCs w:val="28"/>
         </w:rPr>
-        <w:t>胸襟</w:t>
-      </w:r>
-      <w:r>
-        <w:rPr>
-          <w:rFonts w:hint="eastAsia"/>
-          <w:szCs w:val="28"/>
-        </w:rPr>
-        <w:t>（</w:t>
+        <w:t>胸襟（</w:t>
       </w:r>
       <w:proofErr w:type="gramStart"/>
       <w:r>
@@ -1642,14 +1654,7 @@
           <w:rFonts w:hint="eastAsia"/>
           <w:szCs w:val="28"/>
         </w:rPr>
-        <w:t>）：</w:t>
-      </w:r>
-      <w:r>
-        <w:rPr>
-          <w:rFonts w:hint="eastAsia"/>
-          <w:szCs w:val="28"/>
-        </w:rPr>
-        <w:t>心胸氣度。【例】政治人物應該要有開闊的胸襟，廣泛接納各方意見。</w:t>
+        <w:t>）：心胸氣度。【例】政治人物應該要有開闊的胸襟，廣泛接納各方意見。</w:t>
       </w:r>
     </w:p>
     <w:sectPr>
@@ -1663,7 +1668,7 @@
 </file>
 
 <file path=word/endnotes.xml><?xml version="1.0" encoding="utf-8"?>
-<w:endnotes xmlns:wpc="http://schemas.microsoft.com/office/word/2010/wordprocessingCanvas" xmlns:cx="http://schemas.microsoft.com/office/drawing/2014/chartex" xmlns:cx1="http://schemas.microsoft.com/office/drawing/2015/9/8/chartex" xmlns:cx2="http://schemas.microsoft.com/office/drawing/2015/10/21/chartex" xmlns:cx3="http://schemas.microsoft.com/office/drawing/2016/5/9/chartex" xmlns:cx4="http://schemas.microsoft.com/office/drawing/2016/5/10/chartex" xmlns:cx5="http://schemas.microsoft.com/office/drawing/2016/5/11/chartex" xmlns:cx6="http://schemas.microsoft.com/office/drawing/2016/5/12/chartex" xmlns:cx7="http://schemas.microsoft.com/office/drawing/2016/5/13/chartex" xmlns:cx8="http://schemas.microsoft.com/office/drawing/2016/5/14/chartex" xmlns:mc="http://schemas.openxmlformats.org/markup-compatibility/2006" xmlns:aink="http://schemas.microsoft.com/office/drawing/2016/ink" xmlns:am3d="http://schemas.microsoft.com/office/drawing/2017/model3d" xmlns:o="urn:schemas-microsoft-com:office:office" xmlns:oel="http://schemas.microsoft.com/office/2019/extlst" xmlns:r="http://schemas.openxmlformats.org/officeDocument/2006/relationships" xmlns:m="http://schemas.openxmlformats.org/officeDocument/2006/math" xmlns:v="urn:schemas-microsoft-com:vml" xmlns:wp14="http://schemas.microsoft.com/office/word/2010/wordprocessingDrawing" xmlns:wp="http://schemas.openxmlformats.org/drawingml/2006/wordprocessingDrawing" xmlns:w10="urn:schemas-microsoft-com:office:word" xmlns:w="http://schemas.openxmlformats.org/wordprocessingml/2006/main" xmlns:w14="http://schemas.microsoft.com/office/word/2010/wordml" xmlns:w15="http://schemas.microsoft.com/office/word/2012/wordml" xmlns:w16cex="http://schemas.microsoft.com/office/word/2018/wordml/cex" xmlns:w16cid="http://schemas.microsoft.com/office/word/2016/wordml/cid" xmlns:w16="http://schemas.microsoft.com/office/word/2018/wordml" xmlns:w16du="http://schemas.microsoft.com/office/word/2023/wordml/word16du" xmlns:w16sdtdh="http://schemas.microsoft.com/office/word/2020/wordml/sdtdatahash" xmlns:w16se="http://schemas.microsoft.com/office/word/2015/wordml/symex" xmlns:wpg="http://schemas.microsoft.com/office/word/2010/wordprocessingGroup" xmlns:wpi="http://schemas.microsoft.com/office/word/2010/wordprocessingInk" xmlns:wne="http://schemas.microsoft.com/office/word/2006/wordml" xmlns:wps="http://schemas.microsoft.com/office/word/2010/wordprocessingShape" mc:Ignorable="w14 w15 w16se w16cid w16 w16cex w16sdtdh w16du wp14">
+<w:endnotes xmlns:wpc="http://schemas.microsoft.com/office/word/2010/wordprocessingCanvas" xmlns:cx="http://schemas.microsoft.com/office/drawing/2014/chartex" xmlns:cx1="http://schemas.microsoft.com/office/drawing/2015/9/8/chartex" xmlns:cx2="http://schemas.microsoft.com/office/drawing/2015/10/21/chartex" xmlns:cx3="http://schemas.microsoft.com/office/drawing/2016/5/9/chartex" xmlns:cx4="http://schemas.microsoft.com/office/drawing/2016/5/10/chartex" xmlns:cx5="http://schemas.microsoft.com/office/drawing/2016/5/11/chartex" xmlns:cx6="http://schemas.microsoft.com/office/drawing/2016/5/12/chartex" xmlns:cx7="http://schemas.microsoft.com/office/drawing/2016/5/13/chartex" xmlns:cx8="http://schemas.microsoft.com/office/drawing/2016/5/14/chartex" xmlns:mc="http://schemas.openxmlformats.org/markup-compatibility/2006" xmlns:aink="http://schemas.microsoft.com/office/drawing/2016/ink" xmlns:am3d="http://schemas.microsoft.com/office/drawing/2017/model3d" xmlns:o="urn:schemas-microsoft-com:office:office" xmlns:r="http://schemas.openxmlformats.org/officeDocument/2006/relationships" xmlns:m="http://schemas.openxmlformats.org/officeDocument/2006/math" xmlns:v="urn:schemas-microsoft-com:vml" xmlns:wp14="http://schemas.microsoft.com/office/word/2010/wordprocessingDrawing" xmlns:wp="http://schemas.openxmlformats.org/drawingml/2006/wordprocessingDrawing" xmlns:w10="urn:schemas-microsoft-com:office:word" xmlns:w="http://schemas.openxmlformats.org/wordprocessingml/2006/main" xmlns:w14="http://schemas.microsoft.com/office/word/2010/wordml" xmlns:w15="http://schemas.microsoft.com/office/word/2012/wordml" xmlns:w16cex="http://schemas.microsoft.com/office/word/2018/wordml/cex" xmlns:w16cid="http://schemas.microsoft.com/office/word/2016/wordml/cid" xmlns:w16="http://schemas.microsoft.com/office/word/2018/wordml" xmlns:w16sdtdh="http://schemas.microsoft.com/office/word/2020/wordml/sdtdatahash" xmlns:w16se="http://schemas.microsoft.com/office/word/2015/wordml/symex" xmlns:wpg="http://schemas.microsoft.com/office/word/2010/wordprocessingGroup" xmlns:wpi="http://schemas.microsoft.com/office/word/2010/wordprocessingInk" xmlns:wne="http://schemas.microsoft.com/office/word/2006/wordml" xmlns:wps="http://schemas.microsoft.com/office/word/2010/wordprocessingShape" mc:Ignorable="w14 w15 w16se w16cid w16 w16cex w16sdtdh wp14">
   <w:endnote w:type="separator" w:id="-1">
     <w:p>
       <w:pPr>
@@ -1688,7 +1693,7 @@
 </file>
 
 <file path=word/footer1.xml><?xml version="1.0" encoding="utf-8"?>
-<w:ftr xmlns:wpc="http://schemas.microsoft.com/office/word/2010/wordprocessingCanvas" xmlns:cx="http://schemas.microsoft.com/office/drawing/2014/chartex" xmlns:cx1="http://schemas.microsoft.com/office/drawing/2015/9/8/chartex" xmlns:cx2="http://schemas.microsoft.com/office/drawing/2015/10/21/chartex" xmlns:cx3="http://schemas.microsoft.com/office/drawing/2016/5/9/chartex" xmlns:cx4="http://schemas.microsoft.com/office/drawing/2016/5/10/chartex" xmlns:cx5="http://schemas.microsoft.com/office/drawing/2016/5/11/chartex" xmlns:cx6="http://schemas.microsoft.com/office/drawing/2016/5/12/chartex" xmlns:cx7="http://schemas.microsoft.com/office/drawing/2016/5/13/chartex" xmlns:cx8="http://schemas.microsoft.com/office/drawing/2016/5/14/chartex" xmlns:mc="http://schemas.openxmlformats.org/markup-compatibility/2006" xmlns:aink="http://schemas.microsoft.com/office/drawing/2016/ink" xmlns:am3d="http://schemas.microsoft.com/office/drawing/2017/model3d" xmlns:o="urn:schemas-microsoft-com:office:office" xmlns:oel="http://schemas.microsoft.com/office/2019/extlst" xmlns:r="http://schemas.openxmlformats.org/officeDocument/2006/relationships" xmlns:m="http://schemas.openxmlformats.org/officeDocument/2006/math" xmlns:v="urn:schemas-microsoft-com:vml" xmlns:wp14="http://schemas.microsoft.com/office/word/2010/wordprocessingDrawing" xmlns:wp="http://schemas.openxmlformats.org/drawingml/2006/wordprocessingDrawing" xmlns:w10="urn:schemas-microsoft-com:office:word" xmlns:w="http://schemas.openxmlformats.org/wordprocessingml/2006/main" xmlns:w14="http://schemas.microsoft.com/office/word/2010/wordml" xmlns:w15="http://schemas.microsoft.com/office/word/2012/wordml" xmlns:w16cex="http://schemas.microsoft.com/office/word/2018/wordml/cex" xmlns:w16cid="http://schemas.microsoft.com/office/word/2016/wordml/cid" xmlns:w16="http://schemas.microsoft.com/office/word/2018/wordml" xmlns:w16du="http://schemas.microsoft.com/office/word/2023/wordml/word16du" xmlns:w16sdtdh="http://schemas.microsoft.com/office/word/2020/wordml/sdtdatahash" xmlns:w16se="http://schemas.microsoft.com/office/word/2015/wordml/symex" xmlns:wpg="http://schemas.microsoft.com/office/word/2010/wordprocessingGroup" xmlns:wpi="http://schemas.microsoft.com/office/word/2010/wordprocessingInk" xmlns:wne="http://schemas.microsoft.com/office/word/2006/wordml" xmlns:wps="http://schemas.microsoft.com/office/word/2010/wordprocessingShape" mc:Ignorable="w14 w15 w16se w16cid w16 w16cex w16sdtdh w16du wp14">
+<w:ftr xmlns:wpc="http://schemas.microsoft.com/office/word/2010/wordprocessingCanvas" xmlns:cx="http://schemas.microsoft.com/office/drawing/2014/chartex" xmlns:cx1="http://schemas.microsoft.com/office/drawing/2015/9/8/chartex" xmlns:cx2="http://schemas.microsoft.com/office/drawing/2015/10/21/chartex" xmlns:cx3="http://schemas.microsoft.com/office/drawing/2016/5/9/chartex" xmlns:cx4="http://schemas.microsoft.com/office/drawing/2016/5/10/chartex" xmlns:cx5="http://schemas.microsoft.com/office/drawing/2016/5/11/chartex" xmlns:cx6="http://schemas.microsoft.com/office/drawing/2016/5/12/chartex" xmlns:cx7="http://schemas.microsoft.com/office/drawing/2016/5/13/chartex" xmlns:cx8="http://schemas.microsoft.com/office/drawing/2016/5/14/chartex" xmlns:mc="http://schemas.openxmlformats.org/markup-compatibility/2006" xmlns:aink="http://schemas.microsoft.com/office/drawing/2016/ink" xmlns:am3d="http://schemas.microsoft.com/office/drawing/2017/model3d" xmlns:o="urn:schemas-microsoft-com:office:office" xmlns:r="http://schemas.openxmlformats.org/officeDocument/2006/relationships" xmlns:m="http://schemas.openxmlformats.org/officeDocument/2006/math" xmlns:v="urn:schemas-microsoft-com:vml" xmlns:wp14="http://schemas.microsoft.com/office/word/2010/wordprocessingDrawing" xmlns:wp="http://schemas.openxmlformats.org/drawingml/2006/wordprocessingDrawing" xmlns:w10="urn:schemas-microsoft-com:office:word" xmlns:w="http://schemas.openxmlformats.org/wordprocessingml/2006/main" xmlns:w14="http://schemas.microsoft.com/office/word/2010/wordml" xmlns:w15="http://schemas.microsoft.com/office/word/2012/wordml" xmlns:w16cex="http://schemas.microsoft.com/office/word/2018/wordml/cex" xmlns:w16cid="http://schemas.microsoft.com/office/word/2016/wordml/cid" xmlns:w16="http://schemas.microsoft.com/office/word/2018/wordml" xmlns:w16sdtdh="http://schemas.microsoft.com/office/word/2020/wordml/sdtdatahash" xmlns:w16se="http://schemas.microsoft.com/office/word/2015/wordml/symex" xmlns:wpg="http://schemas.microsoft.com/office/word/2010/wordprocessingGroup" xmlns:wpi="http://schemas.microsoft.com/office/word/2010/wordprocessingInk" xmlns:wne="http://schemas.microsoft.com/office/word/2006/wordml" xmlns:wps="http://schemas.microsoft.com/office/word/2010/wordprocessingShape" mc:Ignorable="w14 w15 w16se w16cid w16 w16cex w16sdtdh wp14">
   <w:sdt>
     <w:sdtPr>
       <w:id w:val="1495451635"/>
@@ -1697,6 +1702,7 @@
         <w:docPartUnique/>
       </w:docPartObj>
     </w:sdtPr>
+    <w:sdtEndPr/>
     <w:sdtContent>
       <w:p>
         <w:pPr>
@@ -1749,7 +1755,7 @@
 </file>
 
 <file path=word/footnotes.xml><?xml version="1.0" encoding="utf-8"?>
-<w:footnotes xmlns:wpc="http://schemas.microsoft.com/office/word/2010/wordprocessingCanvas" xmlns:cx="http://schemas.microsoft.com/office/drawing/2014/chartex" xmlns:cx1="http://schemas.microsoft.com/office/drawing/2015/9/8/chartex" xmlns:cx2="http://schemas.microsoft.com/office/drawing/2015/10/21/chartex" xmlns:cx3="http://schemas.microsoft.com/office/drawing/2016/5/9/chartex" xmlns:cx4="http://schemas.microsoft.com/office/drawing/2016/5/10/chartex" xmlns:cx5="http://schemas.microsoft.com/office/drawing/2016/5/11/chartex" xmlns:cx6="http://schemas.microsoft.com/office/drawing/2016/5/12/chartex" xmlns:cx7="http://schemas.microsoft.com/office/drawing/2016/5/13/chartex" xmlns:cx8="http://schemas.microsoft.com/office/drawing/2016/5/14/chartex" xmlns:mc="http://schemas.openxmlformats.org/markup-compatibility/2006" xmlns:aink="http://schemas.microsoft.com/office/drawing/2016/ink" xmlns:am3d="http://schemas.microsoft.com/office/drawing/2017/model3d" xmlns:o="urn:schemas-microsoft-com:office:office" xmlns:oel="http://schemas.microsoft.com/office/2019/extlst" xmlns:r="http://schemas.openxmlformats.org/officeDocument/2006/relationships" xmlns:m="http://schemas.openxmlformats.org/officeDocument/2006/math" xmlns:v="urn:schemas-microsoft-com:vml" xmlns:wp14="http://schemas.microsoft.com/office/word/2010/wordprocessingDrawing" xmlns:wp="http://schemas.openxmlformats.org/drawingml/2006/wordprocessingDrawing" xmlns:w10="urn:schemas-microsoft-com:office:word" xmlns:w="http://schemas.openxmlformats.org/wordprocessingml/2006/main" xmlns:w14="http://schemas.microsoft.com/office/word/2010/wordml" xmlns:w15="http://schemas.microsoft.com/office/word/2012/wordml" xmlns:w16cex="http://schemas.microsoft.com/office/word/2018/wordml/cex" xmlns:w16cid="http://schemas.microsoft.com/office/word/2016/wordml/cid" xmlns:w16="http://schemas.microsoft.com/office/word/2018/wordml" xmlns:w16du="http://schemas.microsoft.com/office/word/2023/wordml/word16du" xmlns:w16sdtdh="http://schemas.microsoft.com/office/word/2020/wordml/sdtdatahash" xmlns:w16se="http://schemas.microsoft.com/office/word/2015/wordml/symex" xmlns:wpg="http://schemas.microsoft.com/office/word/2010/wordprocessingGroup" xmlns:wpi="http://schemas.microsoft.com/office/word/2010/wordprocessingInk" xmlns:wne="http://schemas.microsoft.com/office/word/2006/wordml" xmlns:wps="http://schemas.microsoft.com/office/word/2010/wordprocessingShape" mc:Ignorable="w14 w15 w16se w16cid w16 w16cex w16sdtdh w16du wp14">
+<w:footnotes xmlns:wpc="http://schemas.microsoft.com/office/word/2010/wordprocessingCanvas" xmlns:cx="http://schemas.microsoft.com/office/drawing/2014/chartex" xmlns:cx1="http://schemas.microsoft.com/office/drawing/2015/9/8/chartex" xmlns:cx2="http://schemas.microsoft.com/office/drawing/2015/10/21/chartex" xmlns:cx3="http://schemas.microsoft.com/office/drawing/2016/5/9/chartex" xmlns:cx4="http://schemas.microsoft.com/office/drawing/2016/5/10/chartex" xmlns:cx5="http://schemas.microsoft.com/office/drawing/2016/5/11/chartex" xmlns:cx6="http://schemas.microsoft.com/office/drawing/2016/5/12/chartex" xmlns:cx7="http://schemas.microsoft.com/office/drawing/2016/5/13/chartex" xmlns:cx8="http://schemas.microsoft.com/office/drawing/2016/5/14/chartex" xmlns:mc="http://schemas.openxmlformats.org/markup-compatibility/2006" xmlns:aink="http://schemas.microsoft.com/office/drawing/2016/ink" xmlns:am3d="http://schemas.microsoft.com/office/drawing/2017/model3d" xmlns:o="urn:schemas-microsoft-com:office:office" xmlns:r="http://schemas.openxmlformats.org/officeDocument/2006/relationships" xmlns:m="http://schemas.openxmlformats.org/officeDocument/2006/math" xmlns:v="urn:schemas-microsoft-com:vml" xmlns:wp14="http://schemas.microsoft.com/office/word/2010/wordprocessingDrawing" xmlns:wp="http://schemas.openxmlformats.org/drawingml/2006/wordprocessingDrawing" xmlns:w10="urn:schemas-microsoft-com:office:word" xmlns:w="http://schemas.openxmlformats.org/wordprocessingml/2006/main" xmlns:w14="http://schemas.microsoft.com/office/word/2010/wordml" xmlns:w15="http://schemas.microsoft.com/office/word/2012/wordml" xmlns:w16cex="http://schemas.microsoft.com/office/word/2018/wordml/cex" xmlns:w16cid="http://schemas.microsoft.com/office/word/2016/wordml/cid" xmlns:w16="http://schemas.microsoft.com/office/word/2018/wordml" xmlns:w16sdtdh="http://schemas.microsoft.com/office/word/2020/wordml/sdtdatahash" xmlns:w16se="http://schemas.microsoft.com/office/word/2015/wordml/symex" xmlns:wpg="http://schemas.microsoft.com/office/word/2010/wordprocessingGroup" xmlns:wpi="http://schemas.microsoft.com/office/word/2010/wordprocessingInk" xmlns:wne="http://schemas.microsoft.com/office/word/2006/wordml" xmlns:wps="http://schemas.microsoft.com/office/word/2010/wordprocessingShape" mc:Ignorable="w14 w15 w16se w16cid w16 w16cex w16sdtdh wp14">
   <w:footnote w:type="separator" w:id="-1">
     <w:p>
       <w:pPr>
@@ -1774,7 +1780,7 @@
 </file>
 
 <file path=word/numbering.xml><?xml version="1.0" encoding="utf-8"?>
-<w:numbering xmlns:wpc="http://schemas.microsoft.com/office/word/2010/wordprocessingCanvas" xmlns:cx="http://schemas.microsoft.com/office/drawing/2014/chartex" xmlns:cx1="http://schemas.microsoft.com/office/drawing/2015/9/8/chartex" xmlns:cx2="http://schemas.microsoft.com/office/drawing/2015/10/21/chartex" xmlns:cx3="http://schemas.microsoft.com/office/drawing/2016/5/9/chartex" xmlns:cx4="http://schemas.microsoft.com/office/drawing/2016/5/10/chartex" xmlns:cx5="http://schemas.microsoft.com/office/drawing/2016/5/11/chartex" xmlns:cx6="http://schemas.microsoft.com/office/drawing/2016/5/12/chartex" xmlns:cx7="http://schemas.microsoft.com/office/drawing/2016/5/13/chartex" xmlns:cx8="http://schemas.microsoft.com/office/drawing/2016/5/14/chartex" xmlns:mc="http://schemas.openxmlformats.org/markup-compatibility/2006" xmlns:aink="http://schemas.microsoft.com/office/drawing/2016/ink" xmlns:am3d="http://schemas.microsoft.com/office/drawing/2017/model3d" xmlns:o="urn:schemas-microsoft-com:office:office" xmlns:oel="http://schemas.microsoft.com/office/2019/extlst" xmlns:r="http://schemas.openxmlformats.org/officeDocument/2006/relationships" xmlns:m="http://schemas.openxmlformats.org/officeDocument/2006/math" xmlns:v="urn:schemas-microsoft-com:vml" xmlns:wp14="http://schemas.microsoft.com/office/word/2010/wordprocessingDrawing" xmlns:wp="http://schemas.openxmlformats.org/drawingml/2006/wordprocessingDrawing" xmlns:w10="urn:schemas-microsoft-com:office:word" xmlns:w="http://schemas.openxmlformats.org/wordprocessingml/2006/main" xmlns:w14="http://schemas.microsoft.com/office/word/2010/wordml" xmlns:w15="http://schemas.microsoft.com/office/word/2012/wordml" xmlns:w16cex="http://schemas.microsoft.com/office/word/2018/wordml/cex" xmlns:w16cid="http://schemas.microsoft.com/office/word/2016/wordml/cid" xmlns:w16="http://schemas.microsoft.com/office/word/2018/wordml" xmlns:w16du="http://schemas.microsoft.com/office/word/2023/wordml/word16du" xmlns:w16sdtdh="http://schemas.microsoft.com/office/word/2020/wordml/sdtdatahash" xmlns:w16se="http://schemas.microsoft.com/office/word/2015/wordml/symex" xmlns:wpg="http://schemas.microsoft.com/office/word/2010/wordprocessingGroup" xmlns:wpi="http://schemas.microsoft.com/office/word/2010/wordprocessingInk" xmlns:wne="http://schemas.microsoft.com/office/word/2006/wordml" xmlns:wps="http://schemas.microsoft.com/office/word/2010/wordprocessingShape" mc:Ignorable="w14 w15 w16se w16cid w16 w16cex w16sdtdh w16du wp14">
+<w:numbering xmlns:wpc="http://schemas.microsoft.com/office/word/2010/wordprocessingCanvas" xmlns:cx="http://schemas.microsoft.com/office/drawing/2014/chartex" xmlns:cx1="http://schemas.microsoft.com/office/drawing/2015/9/8/chartex" xmlns:cx2="http://schemas.microsoft.com/office/drawing/2015/10/21/chartex" xmlns:cx3="http://schemas.microsoft.com/office/drawing/2016/5/9/chartex" xmlns:cx4="http://schemas.microsoft.com/office/drawing/2016/5/10/chartex" xmlns:cx5="http://schemas.microsoft.com/office/drawing/2016/5/11/chartex" xmlns:cx6="http://schemas.microsoft.com/office/drawing/2016/5/12/chartex" xmlns:cx7="http://schemas.microsoft.com/office/drawing/2016/5/13/chartex" xmlns:cx8="http://schemas.microsoft.com/office/drawing/2016/5/14/chartex" xmlns:mc="http://schemas.openxmlformats.org/markup-compatibility/2006" xmlns:aink="http://schemas.microsoft.com/office/drawing/2016/ink" xmlns:am3d="http://schemas.microsoft.com/office/drawing/2017/model3d" xmlns:o="urn:schemas-microsoft-com:office:office" xmlns:r="http://schemas.openxmlformats.org/officeDocument/2006/relationships" xmlns:m="http://schemas.openxmlformats.org/officeDocument/2006/math" xmlns:v="urn:schemas-microsoft-com:vml" xmlns:wp14="http://schemas.microsoft.com/office/word/2010/wordprocessingDrawing" xmlns:wp="http://schemas.openxmlformats.org/drawingml/2006/wordprocessingDrawing" xmlns:w10="urn:schemas-microsoft-com:office:word" xmlns:w="http://schemas.openxmlformats.org/wordprocessingml/2006/main" xmlns:w14="http://schemas.microsoft.com/office/word/2010/wordml" xmlns:w15="http://schemas.microsoft.com/office/word/2012/wordml" xmlns:w16cex="http://schemas.microsoft.com/office/word/2018/wordml/cex" xmlns:w16cid="http://schemas.microsoft.com/office/word/2016/wordml/cid" xmlns:w16="http://schemas.microsoft.com/office/word/2018/wordml" xmlns:w16sdtdh="http://schemas.microsoft.com/office/word/2020/wordml/sdtdatahash" xmlns:w16se="http://schemas.microsoft.com/office/word/2015/wordml/symex" xmlns:wpg="http://schemas.microsoft.com/office/word/2010/wordprocessingGroup" xmlns:wpi="http://schemas.microsoft.com/office/word/2010/wordprocessingInk" xmlns:wne="http://schemas.microsoft.com/office/word/2006/wordml" xmlns:wps="http://schemas.microsoft.com/office/word/2010/wordprocessingShape" mc:Ignorable="w14 w15 w16se w16cid w16 w16cex w16sdtdh wp14">
   <w:abstractNum w:abstractNumId="0" w15:restartNumberingAfterBreak="0">
     <w:nsid w:val="01DD1AE5"/>
     <w:multiLevelType w:val="hybridMultilevel"/>
@@ -4775,85 +4781,85 @@
       </w:rPr>
     </w:lvl>
   </w:abstractNum>
-  <w:num w:numId="1" w16cid:durableId="1841851666">
+  <w:num w:numId="1">
     <w:abstractNumId w:val="19"/>
   </w:num>
-  <w:num w:numId="2" w16cid:durableId="124205906">
+  <w:num w:numId="2">
     <w:abstractNumId w:val="16"/>
   </w:num>
-  <w:num w:numId="3" w16cid:durableId="841968051">
+  <w:num w:numId="3">
     <w:abstractNumId w:val="20"/>
   </w:num>
-  <w:num w:numId="4" w16cid:durableId="1786462299">
+  <w:num w:numId="4">
     <w:abstractNumId w:val="7"/>
   </w:num>
-  <w:num w:numId="5" w16cid:durableId="519242602">
+  <w:num w:numId="5">
     <w:abstractNumId w:val="8"/>
   </w:num>
-  <w:num w:numId="6" w16cid:durableId="1695233673">
+  <w:num w:numId="6">
     <w:abstractNumId w:val="22"/>
   </w:num>
-  <w:num w:numId="7" w16cid:durableId="913853542">
+  <w:num w:numId="7">
     <w:abstractNumId w:val="13"/>
   </w:num>
-  <w:num w:numId="8" w16cid:durableId="1910771399">
+  <w:num w:numId="8">
     <w:abstractNumId w:val="11"/>
   </w:num>
-  <w:num w:numId="9" w16cid:durableId="942691393">
+  <w:num w:numId="9">
     <w:abstractNumId w:val="26"/>
   </w:num>
-  <w:num w:numId="10" w16cid:durableId="1013186656">
+  <w:num w:numId="10">
     <w:abstractNumId w:val="5"/>
   </w:num>
-  <w:num w:numId="11" w16cid:durableId="721557150">
+  <w:num w:numId="11">
     <w:abstractNumId w:val="23"/>
   </w:num>
-  <w:num w:numId="12" w16cid:durableId="172182769">
+  <w:num w:numId="12">
     <w:abstractNumId w:val="1"/>
   </w:num>
-  <w:num w:numId="13" w16cid:durableId="1147629156">
+  <w:num w:numId="13">
     <w:abstractNumId w:val="15"/>
   </w:num>
-  <w:num w:numId="14" w16cid:durableId="189613212">
+  <w:num w:numId="14">
     <w:abstractNumId w:val="18"/>
   </w:num>
-  <w:num w:numId="15" w16cid:durableId="988098106">
+  <w:num w:numId="15">
     <w:abstractNumId w:val="14"/>
   </w:num>
-  <w:num w:numId="16" w16cid:durableId="1288897638">
+  <w:num w:numId="16">
     <w:abstractNumId w:val="24"/>
   </w:num>
-  <w:num w:numId="17" w16cid:durableId="142546625">
+  <w:num w:numId="17">
     <w:abstractNumId w:val="3"/>
   </w:num>
-  <w:num w:numId="18" w16cid:durableId="1293948036">
+  <w:num w:numId="18">
     <w:abstractNumId w:val="12"/>
   </w:num>
-  <w:num w:numId="19" w16cid:durableId="1173834982">
+  <w:num w:numId="19">
     <w:abstractNumId w:val="21"/>
   </w:num>
-  <w:num w:numId="20" w16cid:durableId="2027831691">
+  <w:num w:numId="20">
     <w:abstractNumId w:val="2"/>
   </w:num>
-  <w:num w:numId="21" w16cid:durableId="314799758">
+  <w:num w:numId="21">
     <w:abstractNumId w:val="0"/>
   </w:num>
-  <w:num w:numId="22" w16cid:durableId="1354570293">
+  <w:num w:numId="22">
     <w:abstractNumId w:val="9"/>
   </w:num>
-  <w:num w:numId="23" w16cid:durableId="1424453302">
+  <w:num w:numId="23">
     <w:abstractNumId w:val="6"/>
   </w:num>
-  <w:num w:numId="24" w16cid:durableId="1028606080">
+  <w:num w:numId="24">
     <w:abstractNumId w:val="10"/>
   </w:num>
-  <w:num w:numId="25" w16cid:durableId="488058641">
+  <w:num w:numId="25">
     <w:abstractNumId w:val="25"/>
   </w:num>
-  <w:num w:numId="26" w16cid:durableId="16661080">
+  <w:num w:numId="26">
     <w:abstractNumId w:val="4"/>
   </w:num>
-  <w:num w:numId="27" w16cid:durableId="1747990926">
+  <w:num w:numId="27">
     <w:abstractNumId w:val="17"/>
   </w:num>
   <w:numIdMacAtCleanup w:val="7"/>
@@ -4861,7 +4867,7 @@
 </file>
 
 <file path=word/styles.xml><?xml version="1.0" encoding="utf-8"?>
-<w:styles xmlns:mc="http://schemas.openxmlformats.org/markup-compatibility/2006" xmlns:r="http://schemas.openxmlformats.org/officeDocument/2006/relationships" xmlns:w="http://schemas.openxmlformats.org/wordprocessingml/2006/main" xmlns:w14="http://schemas.microsoft.com/office/word/2010/wordml" xmlns:w15="http://schemas.microsoft.com/office/word/2012/wordml" xmlns:w16cex="http://schemas.microsoft.com/office/word/2018/wordml/cex" xmlns:w16cid="http://schemas.microsoft.com/office/word/2016/wordml/cid" xmlns:w16="http://schemas.microsoft.com/office/word/2018/wordml" xmlns:w16du="http://schemas.microsoft.com/office/word/2023/wordml/word16du" xmlns:w16sdtdh="http://schemas.microsoft.com/office/word/2020/wordml/sdtdatahash" xmlns:w16se="http://schemas.microsoft.com/office/word/2015/wordml/symex" mc:Ignorable="w14 w15 w16se w16cid w16 w16cex w16sdtdh w16du">
+<w:styles xmlns:mc="http://schemas.openxmlformats.org/markup-compatibility/2006" xmlns:r="http://schemas.openxmlformats.org/officeDocument/2006/relationships" xmlns:w="http://schemas.openxmlformats.org/wordprocessingml/2006/main" xmlns:w14="http://schemas.microsoft.com/office/word/2010/wordml" xmlns:w15="http://schemas.microsoft.com/office/word/2012/wordml" xmlns:w16cex="http://schemas.microsoft.com/office/word/2018/wordml/cex" xmlns:w16cid="http://schemas.microsoft.com/office/word/2016/wordml/cid" xmlns:w16="http://schemas.microsoft.com/office/word/2018/wordml" xmlns:w16sdtdh="http://schemas.microsoft.com/office/word/2020/wordml/sdtdatahash" xmlns:w16se="http://schemas.microsoft.com/office/word/2015/wordml/symex" mc:Ignorable="w14 w15 w16se w16cid w16 w16cex w16sdtdh">
   <w:docDefaults>
     <w:rPrDefault>
       <w:rPr>
@@ -5335,6 +5341,7 @@
   <w:style w:type="character" w:default="1" w:styleId="a0">
     <w:name w:val="Default Paragraph Font"/>
     <w:uiPriority w:val="1"/>
+    <w:semiHidden/>
     <w:unhideWhenUsed/>
   </w:style>
   <w:style w:type="table" w:default="1" w:styleId="a1">
